--- a/docs/project/word/PRD.docx
+++ b/docs/project/word/PRD.docx
@@ -11,12 +11,224 @@
       </w:r>
     </w:p>
     <w:p>
-      <w:r>
-        <w:fldChar w:fldCharType="begin"/>
-        <w:instrText xml:space="preserve">TOC \o "1-3" \h \z \u</w:instrText>
-        <w:fldChar w:fldCharType="separate"/>
-        <w:t>Table of contents (right-click, Update Field)</w:t>
-        <w:fldChar w:fldCharType="end"/>
+      <w:pPr>
+        <w:spacing w:after="40"/>
+        <w:ind w:left="0"/>
+      </w:pPr>
+      <w:r>
+        <w:rPr>
+          <w:b/>
+          <w:sz w:val="21"/>
+        </w:rPr>
+        <w:t>Contents</w:t>
+      </w:r>
+    </w:p>
+    <w:p>
+      <w:pPr>
+        <w:spacing w:after="40"/>
+        <w:ind w:left="0"/>
+      </w:pPr>
+      <w:r>
+        <w:rPr>
+          <w:b/>
+          <w:sz w:val="21"/>
+        </w:rPr>
+        <w:t>Helm: Product Requirements Document (as built)</w:t>
+      </w:r>
+    </w:p>
+    <w:p>
+      <w:pPr>
+        <w:spacing w:after="40"/>
+        <w:ind w:left="397"/>
+      </w:pPr>
+      <w:r>
+        <w:rPr>
+          <w:b w:val="0"/>
+          <w:sz w:val="19"/>
+        </w:rPr>
+        <w:t>1. Problem</w:t>
+      </w:r>
+    </w:p>
+    <w:p>
+      <w:pPr>
+        <w:spacing w:after="40"/>
+        <w:ind w:left="397"/>
+      </w:pPr>
+      <w:r>
+        <w:rPr>
+          <w:b w:val="0"/>
+          <w:sz w:val="19"/>
+        </w:rPr>
+        <w:t>2. Value proposition</w:t>
+      </w:r>
+    </w:p>
+    <w:p>
+      <w:pPr>
+        <w:spacing w:after="40"/>
+        <w:ind w:left="397"/>
+      </w:pPr>
+      <w:r>
+        <w:rPr>
+          <w:b w:val="0"/>
+          <w:sz w:val="19"/>
+        </w:rPr>
+        <w:t>3. Target users</w:t>
+      </w:r>
+    </w:p>
+    <w:p>
+      <w:pPr>
+        <w:spacing w:after="40"/>
+        <w:ind w:left="397"/>
+      </w:pPr>
+      <w:r>
+        <w:rPr>
+          <w:b w:val="0"/>
+          <w:sz w:val="19"/>
+        </w:rPr>
+        <w:t>4. Core journeys and user stories</w:t>
+      </w:r>
+    </w:p>
+    <w:p>
+      <w:pPr>
+        <w:spacing w:after="40"/>
+        <w:ind w:left="397"/>
+      </w:pPr>
+      <w:r>
+        <w:rPr>
+          <w:b w:val="0"/>
+          <w:sz w:val="19"/>
+        </w:rPr>
+        <w:t>5. Features and functional requirements</w:t>
+      </w:r>
+    </w:p>
+    <w:p>
+      <w:pPr>
+        <w:spacing w:after="40"/>
+        <w:ind w:left="397"/>
+      </w:pPr>
+      <w:r>
+        <w:rPr>
+          <w:b w:val="0"/>
+          <w:sz w:val="19"/>
+        </w:rPr>
+        <w:t>6. Non-functional requirements</w:t>
+      </w:r>
+    </w:p>
+    <w:p>
+      <w:pPr>
+        <w:spacing w:after="40"/>
+        <w:ind w:left="397"/>
+      </w:pPr>
+      <w:r>
+        <w:rPr>
+          <w:b w:val="0"/>
+          <w:sz w:val="19"/>
+        </w:rPr>
+        <w:t>7. Pages and screens (all 72 in `public/`)</w:t>
+      </w:r>
+    </w:p>
+    <w:p>
+      <w:pPr>
+        <w:spacing w:after="40"/>
+        <w:ind w:left="397"/>
+      </w:pPr>
+      <w:r>
+        <w:rPr>
+          <w:b w:val="0"/>
+          <w:sz w:val="19"/>
+        </w:rPr>
+        <w:t>8. Roles and permissions</w:t>
+      </w:r>
+    </w:p>
+    <w:p>
+      <w:pPr>
+        <w:spacing w:after="40"/>
+        <w:ind w:left="397"/>
+      </w:pPr>
+      <w:r>
+        <w:rPr>
+          <w:b w:val="0"/>
+          <w:sz w:val="19"/>
+        </w:rPr>
+        <w:t>9. Data requirements</w:t>
+      </w:r>
+    </w:p>
+    <w:p>
+      <w:pPr>
+        <w:spacing w:after="40"/>
+        <w:ind w:left="397"/>
+      </w:pPr>
+      <w:r>
+        <w:rPr>
+          <w:b w:val="0"/>
+          <w:sz w:val="19"/>
+        </w:rPr>
+        <w:t>10. Integrations</w:t>
+      </w:r>
+    </w:p>
+    <w:p>
+      <w:pPr>
+        <w:spacing w:after="40"/>
+        <w:ind w:left="397"/>
+      </w:pPr>
+      <w:r>
+        <w:rPr>
+          <w:b w:val="0"/>
+          <w:sz w:val="19"/>
+        </w:rPr>
+        <w:t>11. Loading, empty and error states</w:t>
+      </w:r>
+    </w:p>
+    <w:p>
+      <w:pPr>
+        <w:spacing w:after="40"/>
+        <w:ind w:left="397"/>
+      </w:pPr>
+      <w:r>
+        <w:rPr>
+          <w:b w:val="0"/>
+          <w:sz w:val="19"/>
+        </w:rPr>
+        <w:t>12. MVP scope (launch on helm.events)</w:t>
+      </w:r>
+    </w:p>
+    <w:p>
+      <w:pPr>
+        <w:spacing w:after="40"/>
+        <w:ind w:left="397"/>
+      </w:pPr>
+      <w:r>
+        <w:rPr>
+          <w:b w:val="0"/>
+          <w:sz w:val="19"/>
+        </w:rPr>
+        <w:t>13. Out of scope</w:t>
+      </w:r>
+    </w:p>
+    <w:p>
+      <w:pPr>
+        <w:spacing w:after="40"/>
+        <w:ind w:left="397"/>
+      </w:pPr>
+      <w:r>
+        <w:rPr>
+          <w:b w:val="0"/>
+          <w:sz w:val="19"/>
+        </w:rPr>
+        <w:t>14. Success criteria</w:t>
+      </w:r>
+    </w:p>
+    <w:p>
+      <w:pPr>
+        <w:spacing w:after="40"/>
+        <w:ind w:left="397"/>
+      </w:pPr>
+      <w:r>
+        <w:rPr>
+          <w:b w:val="0"/>
+          <w:sz w:val="19"/>
+        </w:rPr>
+        <w:t>15. Open decisions</w:t>
       </w:r>
     </w:p>
     <w:p>
